--- a/week-03-voice-print/OP3 Voice Print.docx
+++ b/week-03-voice-print/OP3 Voice Print.docx
@@ -8,7 +8,7 @@
       </w:pPr>
       <w:r>
         <w:rPr>
-          <w:rFonts w:ascii="Inter" w:hAnsi="Inter" w:eastAsia="Inter" w:cs="Inter"/>
+          <w:rFonts w:ascii="Calibri" w:hAnsi="Calibri" w:eastAsia="Calibri" w:cs="Calibri"/>
           <w:b/>
           <w:bCs/>
           <w:sz w:val="22"/>
@@ -21,7 +21,7 @@
       </w:r>
       <w:r>
         <w:rPr>
-          <w:rFonts w:ascii="Inter" w:hAnsi="Inter" w:eastAsia="Inter" w:cs="Inter"/>
+          <w:rFonts w:ascii="Calibri" w:hAnsi="Calibri" w:eastAsia="Calibri" w:cs="Calibri"/>
           <w:b/>
           <w:bCs/>
           <w:sz w:val="22"/>
@@ -34,7 +34,7 @@
       </w:r>
       <w:r>
         <w:rPr>
-          <w:rFonts w:ascii="Inter" w:hAnsi="Inter" w:eastAsia="Inter" w:cs="Inter"/>
+          <w:rFonts w:ascii="Calibri" w:hAnsi="Calibri" w:eastAsia="Calibri" w:cs="Calibri"/>
           <w:b/>
           <w:bCs/>
           <w:sz w:val="22"/>
@@ -49,7 +49,7 @@
       </w:pPr>
       <w:r>
         <w:rPr>
-          <w:rFonts w:ascii="Inter" w:hAnsi="Inter" w:eastAsia="Inter" w:cs="Inter"/>
+          <w:rFonts w:ascii="Calibri" w:hAnsi="Calibri" w:eastAsia="Calibri" w:cs="Calibri"/>
           <w:b/>
           <w:bCs/>
           <w:color w:val="4f81bd"/>
@@ -65,7 +65,7 @@
       </w:pPr>
       <w:r>
         <w:rPr>
-          <w:rFonts w:ascii="Inter" w:hAnsi="Inter" w:eastAsia="Inter" w:cs="Inter"/>
+          <w:rFonts w:ascii="Calibri" w:hAnsi="Calibri" w:eastAsia="Calibri" w:cs="Calibri"/>
           <w:sz w:val="22"/>
           <w:szCs w:val="22"/>
         </w:rPr>
@@ -78,7 +78,7 @@
       </w:pPr>
       <w:r>
         <w:rPr>
-          <w:rFonts w:ascii="Inter" w:hAnsi="Inter" w:eastAsia="Inter" w:cs="Inter"/>
+          <w:rFonts w:ascii="Calibri" w:hAnsi="Calibri" w:eastAsia="Calibri" w:cs="Calibri"/>
           <w:sz w:val="22"/>
           <w:szCs w:val="22"/>
         </w:rPr>
@@ -91,7 +91,7 @@
       </w:pPr>
       <w:r>
         <w:rPr>
-          <w:rFonts w:ascii="Inter" w:hAnsi="Inter" w:eastAsia="Inter" w:cs="Inter"/>
+          <w:rFonts w:ascii="Calibri" w:hAnsi="Calibri" w:eastAsia="Calibri" w:cs="Calibri"/>
           <w:b/>
           <w:bCs/>
           <w:color w:val="4f81bd"/>
@@ -111,7 +111,7 @@
       </w:pPr>
       <w:r>
         <w:rPr>
-          <w:rFonts w:ascii="Inter" w:hAnsi="Inter" w:eastAsia="Inter" w:cs="Inter"/>
+          <w:rFonts w:ascii="Calibri" w:hAnsi="Calibri" w:eastAsia="Calibri" w:cs="Calibri"/>
           <w:sz w:val="22"/>
           <w:szCs w:val="22"/>
         </w:rPr>
@@ -128,7 +128,7 @@
       </w:pPr>
       <w:r>
         <w:rPr>
-          <w:rFonts w:ascii="Inter" w:hAnsi="Inter" w:eastAsia="Inter" w:cs="Inter"/>
+          <w:rFonts w:ascii="Calibri" w:hAnsi="Calibri" w:eastAsia="Calibri" w:cs="Calibri"/>
           <w:sz w:val="22"/>
           <w:szCs w:val="22"/>
         </w:rPr>
@@ -136,7 +136,7 @@
       </w:r>
       <w:r>
         <w:rPr>
-          <w:rFonts w:ascii="Inter" w:hAnsi="Inter" w:eastAsia="Inter" w:cs="Inter"/>
+          <w:rFonts w:ascii="Calibri" w:hAnsi="Calibri" w:eastAsia="Calibri" w:cs="Calibri"/>
           <w:sz w:val="22"/>
           <w:szCs w:val="22"/>
         </w:rPr>
@@ -144,7 +144,7 @@
       </w:r>
       <w:r>
         <w:rPr>
-          <w:rFonts w:ascii="Inter" w:hAnsi="Inter" w:eastAsia="Inter" w:cs="Inter"/>
+          <w:rFonts w:ascii="Calibri" w:hAnsi="Calibri" w:eastAsia="Calibri" w:cs="Calibri"/>
           <w:b/>
           <w:bCs/>
           <w:sz w:val="22"/>
@@ -154,7 +154,7 @@
       </w:r>
       <w:r>
         <w:rPr>
-          <w:rFonts w:ascii="Inter" w:hAnsi="Inter" w:eastAsia="Inter" w:cs="Inter"/>
+          <w:rFonts w:ascii="Calibri" w:hAnsi="Calibri" w:eastAsia="Calibri" w:cs="Calibri"/>
           <w:sz w:val="22"/>
           <w:szCs w:val="22"/>
         </w:rPr>
@@ -162,7 +162,7 @@
       </w:r>
       <w:r>
         <w:rPr>
-          <w:rFonts w:ascii="Inter" w:hAnsi="Inter" w:eastAsia="Inter" w:cs="Inter"/>
+          <w:rFonts w:ascii="Calibri" w:hAnsi="Calibri" w:eastAsia="Calibri" w:cs="Calibri"/>
           <w:sz w:val="22"/>
           <w:szCs w:val="22"/>
         </w:rPr>
@@ -170,7 +170,7 @@
       </w:r>
       <w:r>
         <w:rPr>
-          <w:rFonts w:ascii="Inter" w:hAnsi="Inter" w:eastAsia="Inter" w:cs="Inter"/>
+          <w:rFonts w:ascii="Calibri" w:hAnsi="Calibri" w:eastAsia="Calibri" w:cs="Calibri"/>
           <w:sz w:val="22"/>
           <w:szCs w:val="22"/>
         </w:rPr>
@@ -178,7 +178,7 @@
       </w:r>
       <w:r>
         <w:rPr>
-          <w:rFonts w:ascii="Inter" w:hAnsi="Inter" w:eastAsia="Inter" w:cs="Inter"/>
+          <w:rFonts w:ascii="Calibri" w:hAnsi="Calibri" w:eastAsia="Calibri" w:cs="Calibri"/>
           <w:b/>
           <w:bCs/>
           <w:sz w:val="22"/>
@@ -188,7 +188,7 @@
       </w:r>
       <w:r>
         <w:rPr>
-          <w:rFonts w:ascii="Inter" w:hAnsi="Inter" w:eastAsia="Inter" w:cs="Inter"/>
+          <w:rFonts w:ascii="Calibri" w:hAnsi="Calibri" w:eastAsia="Calibri" w:cs="Calibri"/>
           <w:sz w:val="22"/>
           <w:szCs w:val="22"/>
         </w:rPr>
@@ -196,7 +196,7 @@
       </w:r>
       <w:r>
         <w:rPr>
-          <w:rFonts w:ascii="Inter" w:hAnsi="Inter" w:eastAsia="Inter" w:cs="Inter"/>
+          <w:rFonts w:ascii="Calibri" w:hAnsi="Calibri" w:eastAsia="Calibri" w:cs="Calibri"/>
           <w:sz w:val="22"/>
           <w:szCs w:val="22"/>
         </w:rPr>
@@ -213,7 +213,7 @@
       </w:pPr>
       <w:r>
         <w:rPr>
-          <w:rFonts w:ascii="Inter" w:hAnsi="Inter" w:eastAsia="Inter" w:cs="Inter"/>
+          <w:rFonts w:ascii="Calibri" w:hAnsi="Calibri" w:eastAsia="Calibri" w:cs="Calibri"/>
           <w:b/>
           <w:bCs/>
           <w:sz w:val="22"/>
@@ -223,7 +223,7 @@
       </w:r>
       <w:r>
         <w:rPr>
-          <w:rFonts w:ascii="Inter" w:hAnsi="Inter" w:eastAsia="Inter" w:cs="Inter"/>
+          <w:rFonts w:ascii="Calibri" w:hAnsi="Calibri" w:eastAsia="Calibri" w:cs="Calibri"/>
           <w:sz w:val="22"/>
           <w:szCs w:val="22"/>
         </w:rPr>
@@ -231,7 +231,7 @@
       </w:r>
       <w:r>
         <w:rPr>
-          <w:rFonts w:ascii="Inter" w:hAnsi="Inter" w:eastAsia="Inter" w:cs="Inter"/>
+          <w:rFonts w:ascii="Calibri" w:hAnsi="Calibri" w:eastAsia="Calibri" w:cs="Calibri"/>
           <w:sz w:val="22"/>
           <w:szCs w:val="22"/>
         </w:rPr>
@@ -239,7 +239,7 @@
       </w:r>
       <w:r>
         <w:rPr>
-          <w:rFonts w:ascii="Inter" w:hAnsi="Inter" w:eastAsia="Inter" w:cs="Inter"/>
+          <w:rFonts w:ascii="Calibri" w:hAnsi="Calibri" w:eastAsia="Calibri" w:cs="Calibri"/>
           <w:sz w:val="22"/>
           <w:szCs w:val="22"/>
         </w:rPr>
@@ -247,7 +247,7 @@
       </w:r>
       <w:r>
         <w:rPr>
-          <w:rFonts w:ascii="Inter" w:hAnsi="Inter" w:eastAsia="Inter" w:cs="Inter"/>
+          <w:rFonts w:ascii="Calibri" w:hAnsi="Calibri" w:eastAsia="Calibri" w:cs="Calibri"/>
           <w:sz w:val="22"/>
           <w:szCs w:val="22"/>
         </w:rPr>
@@ -255,7 +255,7 @@
       </w:r>
       <w:r>
         <w:rPr>
-          <w:rFonts w:ascii="Inter" w:hAnsi="Inter" w:eastAsia="Inter" w:cs="Inter"/>
+          <w:rFonts w:ascii="Calibri" w:hAnsi="Calibri" w:eastAsia="Calibri" w:cs="Calibri"/>
           <w:sz w:val="22"/>
           <w:szCs w:val="22"/>
         </w:rPr>
@@ -263,7 +263,7 @@
       </w:r>
       <w:r>
         <w:rPr>
-          <w:rFonts w:ascii="Inter" w:hAnsi="Inter" w:eastAsia="Inter" w:cs="Inter"/>
+          <w:rFonts w:ascii="Calibri" w:hAnsi="Calibri" w:eastAsia="Calibri" w:cs="Calibri"/>
           <w:sz w:val="22"/>
           <w:szCs w:val="22"/>
         </w:rPr>
@@ -280,7 +280,7 @@
       </w:pPr>
       <w:r>
         <w:rPr>
-          <w:rFonts w:ascii="Inter" w:hAnsi="Inter" w:eastAsia="Inter" w:cs="Inter"/>
+          <w:rFonts w:ascii="Calibri" w:hAnsi="Calibri" w:eastAsia="Calibri" w:cs="Calibri"/>
           <w:sz w:val="22"/>
           <w:szCs w:val="22"/>
         </w:rPr>
@@ -288,7 +288,7 @@
       </w:r>
       <w:r>
         <w:rPr>
-          <w:rFonts w:ascii="Inter" w:hAnsi="Inter" w:eastAsia="Inter" w:cs="Inter"/>
+          <w:rFonts w:ascii="Calibri" w:hAnsi="Calibri" w:eastAsia="Calibri" w:cs="Calibri"/>
           <w:sz w:val="22"/>
           <w:szCs w:val="22"/>
         </w:rPr>
@@ -296,7 +296,7 @@
       </w:r>
       <w:r>
         <w:rPr>
-          <w:rFonts w:ascii="Inter" w:hAnsi="Inter" w:eastAsia="Inter" w:cs="Inter"/>
+          <w:rFonts w:ascii="Calibri" w:hAnsi="Calibri" w:eastAsia="Calibri" w:cs="Calibri"/>
           <w:sz w:val="22"/>
           <w:szCs w:val="22"/>
         </w:rPr>
@@ -309,7 +309,7 @@
       </w:pPr>
       <w:r>
         <w:rPr>
-          <w:rFonts w:ascii="Inter" w:hAnsi="Inter" w:eastAsia="Inter" w:cs="Inter"/>
+          <w:rFonts w:ascii="Calibri" w:hAnsi="Calibri" w:eastAsia="Calibri" w:cs="Calibri"/>
           <w:b/>
           <w:bCs/>
           <w:color w:val="4f81bd"/>
@@ -329,7 +329,7 @@
       </w:pPr>
       <w:r>
         <w:rPr>
-          <w:rFonts w:ascii="Inter" w:hAnsi="Inter" w:eastAsia="Inter" w:cs="Inter"/>
+          <w:rFonts w:ascii="Calibri" w:hAnsi="Calibri" w:eastAsia="Calibri" w:cs="Calibri"/>
           <w:sz w:val="22"/>
           <w:szCs w:val="22"/>
         </w:rPr>
@@ -337,7 +337,7 @@
       </w:r>
       <w:r>
         <w:rPr>
-          <w:rFonts w:ascii="Inter" w:hAnsi="Inter" w:eastAsia="Inter" w:cs="Inter"/>
+          <w:rFonts w:ascii="Calibri" w:hAnsi="Calibri" w:eastAsia="Calibri" w:cs="Calibri"/>
           <w:sz w:val="22"/>
           <w:szCs w:val="22"/>
         </w:rPr>
@@ -345,7 +345,7 @@
       </w:r>
       <w:r>
         <w:rPr>
-          <w:rFonts w:ascii="Inter" w:hAnsi="Inter" w:eastAsia="Inter" w:cs="Inter"/>
+          <w:rFonts w:ascii="Calibri" w:hAnsi="Calibri" w:eastAsia="Calibri" w:cs="Calibri"/>
           <w:i/>
           <w:iCs/>
           <w:sz w:val="22"/>
@@ -355,7 +355,7 @@
       </w:r>
       <w:r>
         <w:rPr>
-          <w:rFonts w:ascii="Inter" w:hAnsi="Inter" w:eastAsia="Inter" w:cs="Inter"/>
+          <w:rFonts w:ascii="Calibri" w:hAnsi="Calibri" w:eastAsia="Calibri" w:cs="Calibri"/>
           <w:sz w:val="22"/>
           <w:szCs w:val="22"/>
         </w:rPr>
@@ -372,7 +372,7 @@
       </w:pPr>
       <w:r>
         <w:rPr>
-          <w:rFonts w:ascii="Inter" w:hAnsi="Inter" w:eastAsia="Inter" w:cs="Inter"/>
+          <w:rFonts w:ascii="Calibri" w:hAnsi="Calibri" w:eastAsia="Calibri" w:cs="Calibri"/>
           <w:sz w:val="22"/>
           <w:szCs w:val="22"/>
         </w:rPr>
@@ -385,7 +385,7 @@
       </w:pPr>
       <w:r>
         <w:rPr>
-          <w:rFonts w:ascii="Inter" w:hAnsi="Inter" w:eastAsia="Inter" w:cs="Inter"/>
+          <w:rFonts w:ascii="Calibri" w:hAnsi="Calibri" w:eastAsia="Calibri" w:cs="Calibri"/>
           <w:b/>
           <w:bCs/>
           <w:color w:val="4f81bd"/>
@@ -401,7 +401,7 @@
       </w:pPr>
       <w:r>
         <w:rPr>
-          <w:rFonts w:ascii="Inter" w:hAnsi="Inter" w:eastAsia="Inter" w:cs="Inter"/>
+          <w:rFonts w:ascii="Calibri" w:hAnsi="Calibri" w:eastAsia="Calibri" w:cs="Calibri"/>
           <w:b/>
           <w:bCs/>
           <w:sz w:val="22"/>
@@ -412,7 +412,7 @@
       </w:r>
       <w:r>
         <w:rPr>
-          <w:rFonts w:ascii="Inter" w:hAnsi="Inter" w:eastAsia="Inter" w:cs="Inter"/>
+          <w:rFonts w:ascii="Calibri" w:hAnsi="Calibri" w:eastAsia="Calibri" w:cs="Calibri"/>
           <w:sz w:val="22"/>
           <w:szCs w:val="22"/>
         </w:rPr>
@@ -425,7 +425,7 @@
       </w:pPr>
       <w:r>
         <w:rPr>
-          <w:rFonts w:ascii="Inter" w:hAnsi="Inter" w:eastAsia="Inter" w:cs="Inter"/>
+          <w:rFonts w:ascii="Calibri" w:hAnsi="Calibri" w:eastAsia="Calibri" w:cs="Calibri"/>
           <w:b/>
           <w:bCs/>
           <w:color w:val="4f81bd"/>
@@ -483,7 +483,7 @@
             </w:pPr>
             <w:r>
               <w:rPr>
-                <w:rFonts w:ascii="Inter" w:hAnsi="Inter" w:eastAsia="Inter" w:cs="Inter"/>
+                <w:rFonts w:ascii="Calibri" w:hAnsi="Calibri" w:eastAsia="Calibri" w:cs="Calibri"/>
                 <w:b/>
                 <w:bCs/>
                 <w:sz w:val="22"/>
@@ -515,7 +515,7 @@
             </w:pPr>
             <w:r>
               <w:rPr>
-                <w:rFonts w:ascii="Inter" w:hAnsi="Inter" w:eastAsia="Inter" w:cs="Inter"/>
+                <w:rFonts w:ascii="Calibri" w:hAnsi="Calibri" w:eastAsia="Calibri" w:cs="Calibri"/>
                 <w:sz w:val="22"/>
                 <w:szCs w:val="22"/>
               </w:rPr>
@@ -547,7 +547,7 @@
             </w:pPr>
             <w:r>
               <w:rPr>
-                <w:rFonts w:ascii="Inter" w:hAnsi="Inter" w:eastAsia="Inter" w:cs="Inter"/>
+                <w:rFonts w:ascii="Calibri" w:hAnsi="Calibri" w:eastAsia="Calibri" w:cs="Calibri"/>
                 <w:b/>
                 <w:bCs/>
                 <w:sz w:val="22"/>
@@ -579,7 +579,7 @@
             </w:pPr>
             <w:r>
               <w:rPr>
-                <w:rFonts w:ascii="Inter" w:hAnsi="Inter" w:eastAsia="Inter" w:cs="Inter"/>
+                <w:rFonts w:ascii="Calibri" w:hAnsi="Calibri" w:eastAsia="Calibri" w:cs="Calibri"/>
                 <w:sz w:val="22"/>
                 <w:szCs w:val="22"/>
               </w:rPr>
@@ -611,7 +611,7 @@
             </w:pPr>
             <w:r>
               <w:rPr>
-                <w:rFonts w:ascii="Inter" w:hAnsi="Inter" w:eastAsia="Inter" w:cs="Inter"/>
+                <w:rFonts w:ascii="Calibri" w:hAnsi="Calibri" w:eastAsia="Calibri" w:cs="Calibri"/>
                 <w:b/>
                 <w:bCs/>
                 <w:sz w:val="22"/>
@@ -643,7 +643,7 @@
             </w:pPr>
             <w:r>
               <w:rPr>
-                <w:rFonts w:ascii="Inter" w:hAnsi="Inter" w:eastAsia="Inter" w:cs="Inter"/>
+                <w:rFonts w:ascii="Calibri" w:hAnsi="Calibri" w:eastAsia="Calibri" w:cs="Calibri"/>
                 <w:sz w:val="22"/>
                 <w:szCs w:val="22"/>
               </w:rPr>
@@ -1122,7 +1122,7 @@
   <w:docDefaults>
     <w:rPrDefault>
       <w:rPr>
-        <w:rFonts w:ascii="Inter" w:cs="Inter" w:eastAsia="Inter" w:hAnsi="Inter"/>
+        <w:rFonts w:ascii="Calibri" w:cs="Calibri" w:eastAsia="Calibri" w:hAnsi="Calibri"/>
         <w:sz w:val="22"/>
         <w:szCs w:val="22"/>
         <w:lang w:val="en"/>
@@ -1158,7 +1158,7 @@
       <w:spacing w:after="0" w:before="0" w:lineRule="auto"/>
     </w:pPr>
     <w:rPr>
-      <w:rFonts w:ascii="Inter" w:cs="Inter" w:eastAsia="Inter" w:hAnsi="Inter"/>
+      <w:rFonts w:ascii="Calibri" w:cs="Calibri" w:eastAsia="Calibri" w:hAnsi="Calibri"/>
       <w:b w:val="1"/>
       <w:bCs w:val="1"/>
       <w:color w:val="366091"/>
@@ -1176,7 +1176,7 @@
       <w:spacing w:after="0" w:before="200" w:lineRule="auto"/>
     </w:pPr>
     <w:rPr>
-      <w:rFonts w:ascii="Inter" w:cs="Inter" w:eastAsia="Inter" w:hAnsi="Inter"/>
+      <w:rFonts w:ascii="Calibri" w:cs="Calibri" w:eastAsia="Calibri" w:hAnsi="Calibri"/>
       <w:b w:val="1"/>
       <w:bCs w:val="1"/>
       <w:color w:val="4f81bd"/>
@@ -1259,7 +1259,7 @@
       <w:spacing w:after="300" w:line="240" w:lineRule="auto"/>
     </w:pPr>
     <w:rPr>
-      <w:rFonts w:ascii="Inter" w:cs="Inter" w:eastAsia="Inter" w:hAnsi="Inter"/>
+      <w:rFonts w:ascii="Calibri" w:cs="Calibri" w:eastAsia="Calibri" w:hAnsi="Calibri"/>
       <w:color w:val="17365d"/>
       <w:sz w:val="52"/>
       <w:szCs w:val="52"/>

--- a/week-03-voice-print/OP3 Voice Print.docx
+++ b/week-03-voice-print/OP3 Voice Print.docx
@@ -14,7 +14,7 @@
           <w:sz w:val="22"/>
           <w:szCs w:val="22"/>
         </w:rPr>
-        <w:t>One-Pager 5 — Voice Print</w:t>
+        <w:t>One-Pager 3 — Voice Print</w:t>
       </w:r>
       <w:r>
         <w:br w:type="textWrapping"/>
@@ -82,7 +82,7 @@
           <w:sz w:val="22"/>
           <w:szCs w:val="22"/>
         </w:rPr>
-        <w:t xml:space="preserve">In this assignment, your last one pager, your job is to bring back a voice you don’t hear anymore — a friend who moved, a relative who passed, a parent you no longer live with — and let their words make them present. </w:t>
+        <w:t xml:space="preserve">In this assignment, your third one pager, your job is to bring back a voice you don’t hear anymore — a friend who moved, a relative who passed, a parent you no longer live with — and let their words make them present. </w:t>
       </w:r>
     </w:p>
     <w:p>

--- a/week-03-voice-print/OP3 Voice Print.docx
+++ b/week-03-voice-print/OP3 Voice Print.docx
@@ -408,15 +408,15 @@
           <w:szCs w:val="22"/>
           <w:highlight w:val="yellow"/>
         </w:rPr>
-        <w:t>A real voice — one only you carry — is one thing a machine can’t make.</w:t>
-      </w:r>
-      <w:r>
-        <w:rPr>
-          <w:rFonts w:ascii="Calibri" w:hAnsi="Calibri" w:eastAsia="Calibri" w:cs="Calibri"/>
-          <w:sz w:val="22"/>
-          <w:szCs w:val="22"/>
-        </w:rPr>
-        <w:t xml:space="preserve"> After the gush, Journaler’s reflection partner asks how it went; it never writes the voice for you.</w:t>
+        <w:t xml:space="preserve">After the gush, you have the opportunity to reflect — either on your own or with Journaler’s onboard AI reflection partner. Turn AI on or off to access each option.</w:t>
+      </w:r>
+      <w:r>
+        <w:rPr>
+          <w:rFonts w:ascii="Calibri" w:hAnsi="Calibri" w:eastAsia="Calibri" w:cs="Calibri"/>
+          <w:sz w:val="22"/>
+          <w:szCs w:val="22"/>
+        </w:rPr>
+        <w:t xml:space="preserve"/>
       </w:r>
     </w:p>
     <w:p>

--- a/week-03-voice-print/OP3 Voice Print.docx
+++ b/week-03-voice-print/OP3 Voice Print.docx
@@ -107,6 +107,7 @@
           <w:ilvl w:val="0"/>
           <w:numId w:val="1001"/>
         </w:numPr>
+        <w:spacing w:before="0" w:after="0"/>
         <w:ind w:left="720" w:hanging="360"/>
       </w:pPr>
       <w:r>
@@ -124,6 +125,7 @@
           <w:ilvl w:val="0"/>
           <w:numId w:val="1001"/>
         </w:numPr>
+        <w:spacing w:before="0" w:after="0"/>
         <w:ind w:left="720" w:hanging="360"/>
       </w:pPr>
       <w:r>
@@ -209,6 +211,7 @@
           <w:ilvl w:val="0"/>
           <w:numId w:val="1001"/>
         </w:numPr>
+        <w:spacing w:before="0" w:after="0"/>
         <w:ind w:left="720" w:hanging="360"/>
       </w:pPr>
       <w:r>
@@ -276,6 +279,7 @@
           <w:ilvl w:val="0"/>
           <w:numId w:val="1001"/>
         </w:numPr>
+        <w:spacing w:before="0" w:after="0"/>
         <w:ind w:left="720" w:hanging="360"/>
       </w:pPr>
       <w:r>
@@ -325,6 +329,7 @@
           <w:ilvl w:val="0"/>
           <w:numId w:val="1002"/>
         </w:numPr>
+        <w:spacing w:before="0" w:after="0"/>
         <w:ind w:left="720" w:hanging="360"/>
       </w:pPr>
       <w:r>
@@ -368,6 +373,7 @@
           <w:ilvl w:val="0"/>
           <w:numId w:val="1002"/>
         </w:numPr>
+        <w:spacing w:before="0" w:after="0"/>
         <w:ind w:left="720" w:hanging="360"/>
       </w:pPr>
       <w:r>
